--- a/SW Beamforming on OneAPI (xPU) ReleaseNotes v0.2.docx
+++ b/SW Beamforming on OneAPI (xPU) ReleaseNotes v0.2.docx
@@ -7,7 +7,26 @@
         <w:pStyle w:val="Title"/>
       </w:pPr>
       <w:r>
-        <w:t>SW Beamforming on OneAPI (xPU)</w:t>
+        <w:t xml:space="preserve">SW Beamforming on </w:t>
+      </w:r>
+      <w:proofErr w:type="spellStart"/>
+      <w:r>
+        <w:t>OneAPI</w:t>
+      </w:r>
+      <w:proofErr w:type="spellEnd"/>
+      <w:r>
+        <w:t xml:space="preserve"> (</w:t>
+      </w:r>
+      <w:proofErr w:type="spellStart"/>
+      <w:r>
+        <w:t>iG</w:t>
+      </w:r>
+      <w:r>
+        <w:t>PU</w:t>
+      </w:r>
+      <w:proofErr w:type="spellEnd"/>
+      <w:r>
+        <w:t>)</w:t>
       </w:r>
       <w:r>
         <w:br/>
@@ -41,7 +60,7 @@
         <w:rPr>
           <w:noProof/>
         </w:rPr>
-        <w:t>9 December 2025</w:t>
+        <w:t>10 December 2025</w:t>
       </w:r>
       <w:r>
         <w:fldChar w:fldCharType="end"/>
@@ -76,7 +95,26 @@
         <w:t xml:space="preserve">These are the main releases of </w:t>
       </w:r>
       <w:r>
-        <w:t>SW Beamforming on OneAPI (xPU)</w:t>
+        <w:t xml:space="preserve">SW Beamforming on </w:t>
+      </w:r>
+      <w:proofErr w:type="spellStart"/>
+      <w:r>
+        <w:t>OneAPI</w:t>
+      </w:r>
+      <w:proofErr w:type="spellEnd"/>
+      <w:r>
+        <w:t xml:space="preserve"> (</w:t>
+      </w:r>
+      <w:proofErr w:type="spellStart"/>
+      <w:r>
+        <w:t>iG</w:t>
+      </w:r>
+      <w:r>
+        <w:t>PU</w:t>
+      </w:r>
+      <w:proofErr w:type="spellEnd"/>
+      <w:r>
+        <w:t>)</w:t>
       </w:r>
       <w:r>
         <w:t>:</w:t>
@@ -299,8 +337,13 @@
       <w:r>
         <w:t xml:space="preserve">report issues on </w:t>
       </w:r>
-      <w:r>
-        <w:t>github,</w:t>
+      <w:proofErr w:type="spellStart"/>
+      <w:r>
+        <w:t>github</w:t>
+      </w:r>
+      <w:proofErr w:type="spellEnd"/>
+      <w:r>
+        <w:t>,</w:t>
       </w:r>
     </w:p>
     <w:p>
@@ -1353,8 +1396,32 @@
     <w:p/>
     <w:p>
       <w:r>
-        <w:t>The purpose of this document is to guide users in using SW Beamforing on OneAPI for xPU</w:t>
-      </w:r>
+        <w:t xml:space="preserve">The purpose of this document is to guide users in using SW </w:t>
+      </w:r>
+      <w:proofErr w:type="spellStart"/>
+      <w:r>
+        <w:t>Beamforing</w:t>
+      </w:r>
+      <w:proofErr w:type="spellEnd"/>
+      <w:r>
+        <w:t xml:space="preserve"> on </w:t>
+      </w:r>
+      <w:proofErr w:type="spellStart"/>
+      <w:r>
+        <w:t>OneAPI</w:t>
+      </w:r>
+      <w:proofErr w:type="spellEnd"/>
+      <w:r>
+        <w:t xml:space="preserve"> for </w:t>
+      </w:r>
+      <w:proofErr w:type="spellStart"/>
+      <w:r>
+        <w:t>iG</w:t>
+      </w:r>
+      <w:r>
+        <w:t>PU</w:t>
+      </w:r>
+      <w:proofErr w:type="spellEnd"/>
       <w:r>
         <w:t xml:space="preserve"> </w:t>
       </w:r>
@@ -1362,13 +1429,26 @@
         <w:t xml:space="preserve">project. </w:t>
       </w:r>
       <w:r>
-        <w:t xml:space="preserve">This project contains 2 ultrasound software beamforming samples, which process ultrasound raw data into images human readable. The project use Intel </w:t>
-      </w:r>
+        <w:t xml:space="preserve">This project contains 2 ultrasound software beamforming samples, which process ultrasound raw data into images human readable. The project </w:t>
+      </w:r>
+      <w:proofErr w:type="gramStart"/>
+      <w:r>
+        <w:t>use</w:t>
+      </w:r>
+      <w:proofErr w:type="gramEnd"/>
+      <w:r>
+        <w:t xml:space="preserve"> Intel </w:t>
+      </w:r>
+      <w:proofErr w:type="spellStart"/>
       <w:r>
         <w:t>O</w:t>
       </w:r>
       <w:r>
-        <w:t>neAPI to do computation acceleration with Intel GPU and FPGA. The functions are developed based on Supra</w:t>
+        <w:t>neAPI</w:t>
+      </w:r>
+      <w:proofErr w:type="spellEnd"/>
+      <w:r>
+        <w:t xml:space="preserve"> to do computation acceleration with Intel GPU and FPGA. The functions are developed based on Supra</w:t>
       </w:r>
       <w:r>
         <w:t>.</w:t>
@@ -1418,24 +1498,54 @@
     </w:p>
     <w:p>
       <w:r>
-        <w:t xml:space="preserve">Using oneAPI toolkit -- </w:t>
+        <w:t xml:space="preserve">Using </w:t>
+      </w:r>
+      <w:proofErr w:type="spellStart"/>
+      <w:r>
+        <w:t>oneAPI</w:t>
+      </w:r>
+      <w:proofErr w:type="spellEnd"/>
+      <w:r>
+        <w:t xml:space="preserve"> toolkit -- </w:t>
       </w:r>
       <w:r>
         <w:t>Intel® DPC++ Compatibility Tool</w:t>
       </w:r>
       <w:r>
-        <w:t xml:space="preserve"> to implement the migration from CUDA to standard DPC++ has been released. For more details, please refer to: </w:t>
+        <w:t xml:space="preserve"> to implement the migration from CUDA to standard DPC++ has been released. For more details, please refer to:</w:t>
+      </w:r>
+      <w:r>
+        <w:t xml:space="preserve"> </w:t>
       </w:r>
       <w:hyperlink r:id="rId13" w:history="1">
         <w:r>
           <w:rPr>
             <w:rStyle w:val="Hyperlink"/>
           </w:rPr>
-          <w:t>https://github.com/intel/supra-on-oneapi</w:t>
+          <w:t>https://github.com/intel/oneAPI-Ultrasound-Beamforming-Library.git</w:t>
         </w:r>
       </w:hyperlink>
       <w:r>
-        <w:t>. The purpose of this project is for extracting and rewriting the kernel code for easily utilization and running on Intel xPU devices.</w:t>
+        <w:t xml:space="preserve">. The purpose of this project is for extracting and rewriting the kernel code for </w:t>
+      </w:r>
+      <w:proofErr w:type="gramStart"/>
+      <w:r>
+        <w:t>easily</w:t>
+      </w:r>
+      <w:proofErr w:type="gramEnd"/>
+      <w:r>
+        <w:t xml:space="preserve"> utilization and running on Intel </w:t>
+      </w:r>
+      <w:proofErr w:type="spellStart"/>
+      <w:r>
+        <w:t>iG</w:t>
+      </w:r>
+      <w:r>
+        <w:t>PU</w:t>
+      </w:r>
+      <w:proofErr w:type="spellEnd"/>
+      <w:r>
+        <w:t xml:space="preserve"> devices.</w:t>
       </w:r>
     </w:p>
     <w:p>
@@ -1568,6 +1678,7 @@
         </w:rPr>
         <w:t xml:space="preserve">software beamforming lib code for Intel </w:t>
       </w:r>
+      <w:proofErr w:type="spellStart"/>
       <w:r>
         <w:rPr>
           <w:rFonts w:hint="eastAsia"/>
@@ -1581,11 +1692,26 @@
         </w:rPr>
         <w:t>GPU</w:t>
       </w:r>
+      <w:proofErr w:type="spellEnd"/>
       <w:r>
         <w:rPr>
           <w:lang w:eastAsia="zh-CN"/>
         </w:rPr>
-        <w:t xml:space="preserve"> based on OneAPI 2025.3</w:t>
+        <w:t xml:space="preserve"> based on </w:t>
+      </w:r>
+      <w:proofErr w:type="spellStart"/>
+      <w:r>
+        <w:rPr>
+          <w:lang w:eastAsia="zh-CN"/>
+        </w:rPr>
+        <w:t>OneAPI</w:t>
+      </w:r>
+      <w:proofErr w:type="spellEnd"/>
+      <w:r>
+        <w:rPr>
+          <w:lang w:eastAsia="zh-CN"/>
+        </w:rPr>
+        <w:t xml:space="preserve"> 2025.3</w:t>
       </w:r>
       <w:r>
         <w:rPr>
@@ -1820,7 +1946,39 @@
                 <w:sz w:val="16"/>
                 <w:szCs w:val="16"/>
               </w:rPr>
-              <w:t xml:space="preserve">From OneAPI 2025.3, the compiler “dpcpp” is </w:t>
+              <w:t xml:space="preserve">From </w:t>
+            </w:r>
+            <w:proofErr w:type="spellStart"/>
+            <w:r>
+              <w:rPr>
+                <w:sz w:val="16"/>
+                <w:szCs w:val="16"/>
+              </w:rPr>
+              <w:t>OneAPI</w:t>
+            </w:r>
+            <w:proofErr w:type="spellEnd"/>
+            <w:r>
+              <w:rPr>
+                <w:sz w:val="16"/>
+                <w:szCs w:val="16"/>
+              </w:rPr>
+              <w:t xml:space="preserve"> 2025.3, the compiler “</w:t>
+            </w:r>
+            <w:proofErr w:type="spellStart"/>
+            <w:r>
+              <w:rPr>
+                <w:sz w:val="16"/>
+                <w:szCs w:val="16"/>
+              </w:rPr>
+              <w:t>dpcpp</w:t>
+            </w:r>
+            <w:proofErr w:type="spellEnd"/>
+            <w:r>
+              <w:rPr>
+                <w:sz w:val="16"/>
+                <w:szCs w:val="16"/>
+              </w:rPr>
+              <w:t xml:space="preserve">” is </w:t>
             </w:r>
             <w:r>
               <w:rPr>
@@ -1904,7 +2062,71 @@
                 <w:sz w:val="16"/>
                 <w:szCs w:val="16"/>
               </w:rPr>
-              <w:t>Use the new compiler icx-cl on Windwos and icx/icpx on Linux</w:t>
+              <w:t xml:space="preserve">Use the new compiler </w:t>
+            </w:r>
+            <w:proofErr w:type="spellStart"/>
+            <w:r>
+              <w:rPr>
+                <w:sz w:val="16"/>
+                <w:szCs w:val="16"/>
+              </w:rPr>
+              <w:t>icx</w:t>
+            </w:r>
+            <w:proofErr w:type="spellEnd"/>
+            <w:r>
+              <w:rPr>
+                <w:sz w:val="16"/>
+                <w:szCs w:val="16"/>
+              </w:rPr>
+              <w:t xml:space="preserve">-cl on </w:t>
+            </w:r>
+            <w:proofErr w:type="spellStart"/>
+            <w:r>
+              <w:rPr>
+                <w:sz w:val="16"/>
+                <w:szCs w:val="16"/>
+              </w:rPr>
+              <w:t>Windwos</w:t>
+            </w:r>
+            <w:proofErr w:type="spellEnd"/>
+            <w:r>
+              <w:rPr>
+                <w:sz w:val="16"/>
+                <w:szCs w:val="16"/>
+              </w:rPr>
+              <w:t xml:space="preserve"> and </w:t>
+            </w:r>
+            <w:proofErr w:type="spellStart"/>
+            <w:r>
+              <w:rPr>
+                <w:sz w:val="16"/>
+                <w:szCs w:val="16"/>
+              </w:rPr>
+              <w:t>icx</w:t>
+            </w:r>
+            <w:proofErr w:type="spellEnd"/>
+            <w:r>
+              <w:rPr>
+                <w:sz w:val="16"/>
+                <w:szCs w:val="16"/>
+              </w:rPr>
+              <w:t>/</w:t>
+            </w:r>
+            <w:proofErr w:type="spellStart"/>
+            <w:r>
+              <w:rPr>
+                <w:sz w:val="16"/>
+                <w:szCs w:val="16"/>
+              </w:rPr>
+              <w:t>icpx</w:t>
+            </w:r>
+            <w:proofErr w:type="spellEnd"/>
+            <w:r>
+              <w:rPr>
+                <w:sz w:val="16"/>
+                <w:szCs w:val="16"/>
+              </w:rPr>
+              <w:t xml:space="preserve"> on Linux</w:t>
             </w:r>
             <w:r>
               <w:rPr>
@@ -2091,9 +2313,14 @@
       <w:pPr>
         <w:pStyle w:val="Heading1"/>
       </w:pPr>
+      <w:proofErr w:type="gramStart"/>
       <w:r>
         <w:lastRenderedPageBreak/>
-        <w:t>Known Issues</w:t>
+        <w:t>Known</w:t>
+      </w:r>
+      <w:proofErr w:type="gramEnd"/>
+      <w:r>
+        <w:t xml:space="preserve"> Issues</w:t>
       </w:r>
       <w:bookmarkEnd w:id="8"/>
     </w:p>
@@ -2153,13 +2380,41 @@
         <w:rPr>
           <w:rFonts w:ascii="Arial" w:hAnsi="Arial" w:cs="Arial"/>
         </w:rPr>
-        <w:t xml:space="preserve"> on oneAPI</w:t>
-      </w:r>
+        <w:t xml:space="preserve"> on </w:t>
+      </w:r>
+      <w:proofErr w:type="spellStart"/>
       <w:r>
         <w:rPr>
           <w:rFonts w:ascii="Arial" w:hAnsi="Arial" w:cs="Arial"/>
         </w:rPr>
-        <w:t>(xPU)</w:t>
+        <w:t>oneAPI</w:t>
+      </w:r>
+      <w:proofErr w:type="spellEnd"/>
+      <w:r>
+        <w:rPr>
+          <w:rFonts w:ascii="Arial" w:hAnsi="Arial" w:cs="Arial"/>
+        </w:rPr>
+        <w:t>(</w:t>
+      </w:r>
+      <w:proofErr w:type="spellStart"/>
+      <w:r>
+        <w:rPr>
+          <w:rFonts w:ascii="Arial" w:hAnsi="Arial" w:cs="Arial"/>
+        </w:rPr>
+        <w:t>iG</w:t>
+      </w:r>
+      <w:r>
+        <w:rPr>
+          <w:rFonts w:ascii="Arial" w:hAnsi="Arial" w:cs="Arial"/>
+        </w:rPr>
+        <w:t>PU</w:t>
+      </w:r>
+      <w:proofErr w:type="spellEnd"/>
+      <w:r>
+        <w:rPr>
+          <w:rFonts w:ascii="Arial" w:hAnsi="Arial" w:cs="Arial"/>
+        </w:rPr>
+        <w:t>)</w:t>
       </w:r>
       <w:r>
         <w:rPr>
@@ -2208,13 +2463,7 @@
         <w:rPr>
           <w:rFonts w:ascii="Arial" w:hAnsi="Arial" w:cs="Arial"/>
         </w:rPr>
-        <w:t>nload source code from git project</w:t>
-      </w:r>
-      <w:r>
-        <w:rPr>
-          <w:rFonts w:ascii="Arial" w:hAnsi="Arial" w:cs="Arial"/>
-        </w:rPr>
-        <w:t xml:space="preserve">, </w:t>
+        <w:t xml:space="preserve">nload source code from </w:t>
       </w:r>
       <w:hyperlink r:id="rId14" w:history="1">
         <w:r>
@@ -2222,15 +2471,9 @@
             <w:rStyle w:val="Hyperlink"/>
             <w:rFonts w:ascii="Arial" w:hAnsi="Arial" w:cs="Arial"/>
           </w:rPr>
-          <w:t>https://github.com/intel/SW_Beamforming_on_oneAPI(xPU)</w:t>
+          <w:t>https://github.com/intel/oneAPI-Ultrasound-Beamforming-Library.git</w:t>
         </w:r>
       </w:hyperlink>
-      <w:r>
-        <w:rPr>
-          <w:rFonts w:ascii="Arial" w:hAnsi="Arial" w:cs="Arial"/>
-        </w:rPr>
-        <w:t xml:space="preserve"> </w:t>
-      </w:r>
     </w:p>
     <w:p>
       <w:pPr>
@@ -2263,7 +2506,51 @@
           <w:b/>
           <w:bCs/>
         </w:rPr>
-        <w:t xml:space="preserve">SW Beamforming on oneAPI(xPU) Getting </w:t>
+        <w:t xml:space="preserve">SW Beamforming on </w:t>
+      </w:r>
+      <w:proofErr w:type="spellStart"/>
+      <w:r>
+        <w:rPr>
+          <w:rFonts w:ascii="Arial" w:hAnsi="Arial" w:cs="Arial"/>
+          <w:b/>
+          <w:bCs/>
+        </w:rPr>
+        <w:t>oneAPI</w:t>
+      </w:r>
+      <w:proofErr w:type="spellEnd"/>
+      <w:r>
+        <w:rPr>
+          <w:rFonts w:ascii="Arial" w:hAnsi="Arial" w:cs="Arial"/>
+          <w:b/>
+          <w:bCs/>
+        </w:rPr>
+        <w:t>(</w:t>
+      </w:r>
+      <w:proofErr w:type="spellStart"/>
+      <w:r>
+        <w:rPr>
+          <w:rFonts w:ascii="Arial" w:hAnsi="Arial" w:cs="Arial"/>
+          <w:b/>
+          <w:bCs/>
+        </w:rPr>
+        <w:t>iG</w:t>
+      </w:r>
+      <w:r>
+        <w:rPr>
+          <w:rFonts w:ascii="Arial" w:hAnsi="Arial" w:cs="Arial"/>
+          <w:b/>
+          <w:bCs/>
+        </w:rPr>
+        <w:t>PU</w:t>
+      </w:r>
+      <w:proofErr w:type="spellEnd"/>
+      <w:r>
+        <w:rPr>
+          <w:rFonts w:ascii="Arial" w:hAnsi="Arial" w:cs="Arial"/>
+          <w:b/>
+          <w:bCs/>
+        </w:rPr>
+        <w:t xml:space="preserve">) Getting </w:t>
       </w:r>
       <w:r>
         <w:rPr>
@@ -2373,8 +2660,13 @@
             <w:pPr>
               <w:pStyle w:val="tableheader"/>
             </w:pPr>
+            <w:proofErr w:type="gramStart"/>
             <w:r>
-              <w:t xml:space="preserve">Subproject (component) </w:t>
+              <w:t>Subproject</w:t>
+            </w:r>
+            <w:proofErr w:type="gramEnd"/>
+            <w:r>
+              <w:t xml:space="preserve"> (component) </w:t>
             </w:r>
           </w:p>
         </w:tc>
@@ -2438,9 +2730,9 @@
               <w:r>
                 <w:rPr>
                   <w:rStyle w:val="Hyperlink"/>
-                  <w:rFonts w:ascii="Arial" w:hAnsi="Arial" w:cs="Arial"/>
+                  <w:rFonts w:cs="Courier New"/>
                 </w:rPr>
-                <w:t>https://github.com/intel/SW_Beamforming_on_oneAPI(xPU)</w:t>
+                <w:t>https://github.com/intel/oneAPI-Ultrasound-Beamforming-Library.git</w:t>
               </w:r>
             </w:hyperlink>
           </w:p>
@@ -2497,9 +2789,9 @@
               <w:r>
                 <w:rPr>
                   <w:rStyle w:val="Hyperlink"/>
-                  <w:rFonts w:ascii="Arial" w:hAnsi="Arial" w:cs="Arial"/>
+                  <w:rFonts w:cs="Courier New"/>
                 </w:rPr>
-                <w:t>https://github.com/intel/SW_Beamforming_on_oneAPI(xPU)</w:t>
+                <w:t>https://github.com/intel/oneAPI-Ultrasound-Beamforming-Library.git</w:t>
               </w:r>
             </w:hyperlink>
           </w:p>
@@ -2554,6 +2846,7 @@
           <w:rFonts w:ascii="Arial" w:hAnsi="Arial" w:cs="Arial"/>
         </w:rPr>
       </w:pPr>
+      <w:proofErr w:type="spellStart"/>
       <w:r>
         <w:rPr>
           <w:rFonts w:ascii="Arial" w:hAnsi="Arial" w:cs="Arial"/>
@@ -2566,6 +2859,7 @@
         </w:rPr>
         <w:t>neAPI</w:t>
       </w:r>
+      <w:proofErr w:type="spellEnd"/>
       <w:r>
         <w:rPr>
           <w:rFonts w:ascii="Arial" w:hAnsi="Arial" w:cs="Arial"/>
@@ -2594,12 +2888,14 @@
           <w:rFonts w:ascii="Arial" w:hAnsi="Arial" w:cs="Arial"/>
         </w:rPr>
       </w:pPr>
+      <w:proofErr w:type="spellStart"/>
       <w:r>
         <w:rPr>
           <w:rFonts w:ascii="Arial" w:hAnsi="Arial" w:cs="Arial"/>
         </w:rPr>
         <w:t>stb</w:t>
       </w:r>
+      <w:proofErr w:type="spellEnd"/>
       <w:r>
         <w:rPr>
           <w:rFonts w:cs="Arial"/>
@@ -2700,7 +2996,51 @@
           <w:b/>
           <w:bCs/>
         </w:rPr>
-        <w:t xml:space="preserve">SW Beamforming on oneAPI(xPU) Getting </w:t>
+        <w:t xml:space="preserve">SW Beamforming on </w:t>
+      </w:r>
+      <w:proofErr w:type="spellStart"/>
+      <w:r>
+        <w:rPr>
+          <w:rFonts w:ascii="Arial" w:hAnsi="Arial" w:cs="Arial"/>
+          <w:b/>
+          <w:bCs/>
+        </w:rPr>
+        <w:t>oneAPI</w:t>
+      </w:r>
+      <w:proofErr w:type="spellEnd"/>
+      <w:r>
+        <w:rPr>
+          <w:rFonts w:ascii="Arial" w:hAnsi="Arial" w:cs="Arial"/>
+          <w:b/>
+          <w:bCs/>
+        </w:rPr>
+        <w:t>(</w:t>
+      </w:r>
+      <w:proofErr w:type="spellStart"/>
+      <w:r>
+        <w:rPr>
+          <w:rFonts w:ascii="Arial" w:hAnsi="Arial" w:cs="Arial"/>
+          <w:b/>
+          <w:bCs/>
+        </w:rPr>
+        <w:t>iG</w:t>
+      </w:r>
+      <w:r>
+        <w:rPr>
+          <w:rFonts w:ascii="Arial" w:hAnsi="Arial" w:cs="Arial"/>
+          <w:b/>
+          <w:bCs/>
+        </w:rPr>
+        <w:t>PU</w:t>
+      </w:r>
+      <w:proofErr w:type="spellEnd"/>
+      <w:r>
+        <w:rPr>
+          <w:rFonts w:ascii="Arial" w:hAnsi="Arial" w:cs="Arial"/>
+          <w:b/>
+          <w:bCs/>
+        </w:rPr>
+        <w:t xml:space="preserve">) Getting </w:t>
       </w:r>
       <w:r>
         <w:rPr>
@@ -2810,7 +3150,21 @@
         <w:rPr>
           <w:lang w:eastAsia="zh-CN"/>
         </w:rPr>
-        <w:t xml:space="preserve"> iGPU under</w:t>
+        <w:t xml:space="preserve"> </w:t>
+      </w:r>
+      <w:proofErr w:type="spellStart"/>
+      <w:r>
+        <w:rPr>
+          <w:lang w:eastAsia="zh-CN"/>
+        </w:rPr>
+        <w:t>iGPU</w:t>
+      </w:r>
+      <w:proofErr w:type="spellEnd"/>
+      <w:r>
+        <w:rPr>
+          <w:lang w:eastAsia="zh-CN"/>
+        </w:rPr>
+        <w:t xml:space="preserve"> under</w:t>
       </w:r>
       <w:r>
         <w:rPr>
@@ -2846,13 +3200,7 @@
         <w:rPr>
           <w:lang w:eastAsia="zh-CN"/>
         </w:rPr>
-        <w:t>Intel® Core™ Ultra 7 Processor 255H</w:t>
-      </w:r>
-      <w:r>
-        <w:rPr>
-          <w:lang w:eastAsia="zh-CN"/>
-        </w:rPr>
-        <w:t xml:space="preserve"> </w:t>
+        <w:t xml:space="preserve">Intel® Core™ Ultra 7 Processor 255H </w:t>
       </w:r>
       <w:r>
         <w:t>with</w:t>
@@ -3042,7 +3390,15 @@
         <w:keepNext/>
       </w:pPr>
       <w:r>
-        <w:t>The following acronyms and terms are used in this document (arranged in alphabetic order):</w:t>
+        <w:t xml:space="preserve">The following acronyms and terms are used in this document (arranged in </w:t>
+      </w:r>
+      <w:proofErr w:type="gramStart"/>
+      <w:r>
+        <w:t>alphabetic</w:t>
+      </w:r>
+      <w:proofErr w:type="gramEnd"/>
+      <w:r>
+        <w:t xml:space="preserve"> order):</w:t>
       </w:r>
     </w:p>
     <w:tbl>
@@ -3103,8 +3459,13 @@
               <w:t>Intel®</w:t>
             </w:r>
             <w:r>
-              <w:t xml:space="preserve"> oneAPI</w:t>
+              <w:t xml:space="preserve"> </w:t>
             </w:r>
+            <w:proofErr w:type="spellStart"/>
+            <w:r>
+              <w:t>oneAPI</w:t>
+            </w:r>
+            <w:proofErr w:type="spellEnd"/>
             <w:r>
               <w:t>™</w:t>
             </w:r>
@@ -3133,8 +3494,13 @@
                 <w:color w:val="0000FF"/>
               </w:rPr>
             </w:pPr>
+            <w:proofErr w:type="spellStart"/>
             <w:r>
-              <w:t>oneAPI is a cross-industry, open, standards-based unified programming model that delivers a common developer experience across accelerator architectures—for faster application performance, more productivity, and greater innovation. Please refer to</w:t>
+              <w:t>oneAPI</w:t>
+            </w:r>
+            <w:proofErr w:type="spellEnd"/>
+            <w:r>
+              <w:t xml:space="preserve"> is a cross-industry, open, standards-based unified programming model that delivers a common developer experience across accelerator architectures—for faster application performance, more productivity, and greater innovation. Please refer to</w:t>
             </w:r>
             <w:r>
               <w:rPr>
@@ -3181,7 +3547,23 @@
               </w:rPr>
             </w:pPr>
             <w:r>
-              <w:t xml:space="preserve">Intel® oneAPI products will deliver the tools needed to deploy applications and solutions across the architectures. Please refer to </w:t>
+              <w:t xml:space="preserve">Intel® </w:t>
+            </w:r>
+            <w:proofErr w:type="spellStart"/>
+            <w:r>
+              <w:t>oneAPI</w:t>
+            </w:r>
+            <w:proofErr w:type="spellEnd"/>
+            <w:r>
+              <w:t xml:space="preserve"> products will deliver the tools needed to deploy applications and solutions across the </w:t>
+            </w:r>
+            <w:proofErr w:type="gramStart"/>
+            <w:r>
+              <w:t>architectures</w:t>
+            </w:r>
+            <w:proofErr w:type="gramEnd"/>
+            <w:r>
+              <w:t xml:space="preserve">. Please refer to </w:t>
             </w:r>
             <w:hyperlink r:id="rId22" w:history="1">
               <w:r>
@@ -3222,7 +3604,23 @@
               <w:pStyle w:val="Tabletext"/>
             </w:pPr>
             <w:r>
-              <w:t>An open-source pipeline for fully software defined ultrasound processing for real-time applications. Covering everything from beamforming to output of B-Mode images, SUPRA can help reproducibility of results and allows modifications to the image acquisition.</w:t>
+              <w:t xml:space="preserve">An open-source pipeline for fully </w:t>
+            </w:r>
+            <w:proofErr w:type="gramStart"/>
+            <w:r>
+              <w:t>software defined</w:t>
+            </w:r>
+            <w:proofErr w:type="gramEnd"/>
+            <w:r>
+              <w:t xml:space="preserve"> ultrasound processing for real-time applications. Covering everything from beamforming to output of B-Mode images, SUPRA can </w:t>
+            </w:r>
+            <w:proofErr w:type="gramStart"/>
+            <w:r>
+              <w:t>help</w:t>
+            </w:r>
+            <w:proofErr w:type="gramEnd"/>
+            <w:r>
+              <w:t xml:space="preserve"> reproducibility of results and allows modifications to the image acquisition.</w:t>
             </w:r>
           </w:p>
         </w:tc>
@@ -3256,7 +3654,15 @@
               <w:pStyle w:val="Tabletext"/>
             </w:pPr>
             <w:r>
-              <w:t>At the core of the oneAPI specification is DPC++, an open, cross-architecture language built upon the ISO C++ and Khronos SYCL standards.</w:t>
+              <w:t xml:space="preserve">At the core of the </w:t>
+            </w:r>
+            <w:proofErr w:type="spellStart"/>
+            <w:r>
+              <w:t>oneAPI</w:t>
+            </w:r>
+            <w:proofErr w:type="spellEnd"/>
+            <w:r>
+              <w:t xml:space="preserve"> specification is DPC++, an open, cross-architecture language built upon the ISO C++ and Khronos SYCL standards.</w:t>
             </w:r>
           </w:p>
         </w:tc>
@@ -3349,8 +3755,8 @@
         <w:tblLook w:val="04A0" w:firstRow="1" w:lastRow="0" w:firstColumn="1" w:lastColumn="0" w:noHBand="0" w:noVBand="1"/>
       </w:tblPr>
       <w:tblGrid>
-        <w:gridCol w:w="5402"/>
-        <w:gridCol w:w="5388"/>
+        <w:gridCol w:w="5403"/>
+        <w:gridCol w:w="5387"/>
       </w:tblGrid>
       <w:tr>
         <w:trPr>
@@ -3402,10 +3808,26 @@
               <w:t>SW Beamforming</w:t>
             </w:r>
             <w:r>
-              <w:t xml:space="preserve"> on oneAPI</w:t>
+              <w:t xml:space="preserve"> on </w:t>
+            </w:r>
+            <w:proofErr w:type="spellStart"/>
+            <w:r>
+              <w:t>oneAPI</w:t>
+            </w:r>
+            <w:proofErr w:type="spellEnd"/>
+            <w:r>
+              <w:t>(</w:t>
+            </w:r>
+            <w:proofErr w:type="spellStart"/>
+            <w:r>
+              <w:t>iG</w:t>
             </w:r>
             <w:r>
-              <w:t>(xPU)</w:t>
+              <w:t>PU</w:t>
+            </w:r>
+            <w:proofErr w:type="spellEnd"/>
+            <w:r>
+              <w:t>)</w:t>
             </w:r>
           </w:p>
         </w:tc>
@@ -3791,7 +4213,7 @@
         <v:path o:extrusionok="f" gradientshapeok="t" o:connecttype="rect"/>
         <o:lock v:ext="edit" aspectratio="t"/>
       </v:shapetype>
-      <v:shape id="_x0000_i1034" type="#_x0000_t75" alt="intel_rgb_62tag.png" style="width:59.65pt;height:31.9pt;visibility:visible" o:bullet="t">
+      <v:shape id="_x0000_i1026" type="#_x0000_t75" alt="intel_rgb_62tag.png" style="width:59.65pt;height:31.9pt;visibility:visible" o:bullet="t">
         <v:imagedata r:id="rId1" o:title=""/>
       </v:shape>
     </w:pict>
@@ -11372,14 +11794,6 @@
 </file>
 
 <file path=customXml/item1.xml><?xml version="1.0" encoding="utf-8"?>
-<LongProperties xmlns="http://schemas.microsoft.com/office/2006/metadata/longProperties"/>
-</file>
-
-<file path=customXml/item2.xml><?xml version="1.0" encoding="utf-8"?>
-<b:Sources xmlns:b="http://schemas.openxmlformats.org/officeDocument/2006/bibliography" xmlns="http://schemas.openxmlformats.org/officeDocument/2006/bibliography" SelectedStyle="\APASixthEditionOfficeOnline.xsl" StyleName="APA Sixth Edition"/>
-</file>
-
-<file path=customXml/item3.xml><?xml version="1.0" encoding="utf-8"?>
 <ct:contentTypeSchema xmlns:ct="http://schemas.microsoft.com/office/2006/metadata/contentType" xmlns:ma="http://schemas.microsoft.com/office/2006/metadata/properties/metaAttributes" ct:_="" ma:_="" ma:contentTypeName="Document" ma:contentTypeID="0x0101007D72272C3FF26246962531691DBD19CE" ma:contentTypeVersion="11" ma:contentTypeDescription="Create a new document." ma:contentTypeScope="" ma:versionID="2205b7ec906bef66c151b7755caea879">
   <xsd:schema xmlns:xsd="http://www.w3.org/2001/XMLSchema" xmlns:xs="http://www.w3.org/2001/XMLSchema" xmlns:p="http://schemas.microsoft.com/office/2006/metadata/properties" xmlns:ns2="4e8e62a9-4ec2-42a9-9812-9ec5ae6b0cc0" xmlns:ns3="4e9d8cc7-4d77-4a9f-ab91-b4355ec34bee" targetNamespace="http://schemas.microsoft.com/office/2006/metadata/properties" ma:root="true" ma:fieldsID="01a79a0dc37f6cc9bd42fb23480f9dcc" ns2:_="" ns3:_="">
     <xsd:import namespace="4e8e62a9-4ec2-42a9-9812-9ec5ae6b0cc0"/>
@@ -11588,7 +12002,21 @@
 </ct:contentTypeSchema>
 </file>
 
+<file path=customXml/item2.xml><?xml version="1.0" encoding="utf-8"?>
+<b:Sources xmlns:b="http://schemas.openxmlformats.org/officeDocument/2006/bibliography" xmlns="http://schemas.openxmlformats.org/officeDocument/2006/bibliography" SelectedStyle="\APASixthEditionOfficeOnline.xsl" StyleName="APA Sixth Edition"/>
+</file>
+
+<file path=customXml/item3.xml><?xml version="1.0" encoding="utf-8"?>
+<LongProperties xmlns="http://schemas.microsoft.com/office/2006/metadata/longProperties"/>
+</file>
+
 <file path=customXml/item4.xml><?xml version="1.0" encoding="utf-8"?>
+<p:properties xmlns:p="http://schemas.microsoft.com/office/2006/metadata/properties" xmlns:xsi="http://www.w3.org/2001/XMLSchema-instance" xmlns:pc="http://schemas.microsoft.com/office/infopath/2007/PartnerControls">
+  <documentManagement/>
+</p:properties>
+</file>
+
+<file path=customXml/item5.xml><?xml version="1.0" encoding="utf-8"?>
 <?mso-contentType ?>
 <FormTemplates xmlns="http://schemas.microsoft.com/sharepoint/v3/contenttype/forms">
   <Display>DocumentLibraryForm</Display>
@@ -11597,29 +12025,7 @@
 </FormTemplates>
 </file>
 
-<file path=customXml/item5.xml><?xml version="1.0" encoding="utf-8"?>
-<p:properties xmlns:p="http://schemas.microsoft.com/office/2006/metadata/properties" xmlns:xsi="http://www.w3.org/2001/XMLSchema-instance" xmlns:pc="http://schemas.microsoft.com/office/infopath/2007/PartnerControls">
-  <documentManagement/>
-</p:properties>
-</file>
-
 <file path=customXml/itemProps1.xml><?xml version="1.0" encoding="utf-8"?>
-<ds:datastoreItem xmlns:ds="http://schemas.openxmlformats.org/officeDocument/2006/customXml" ds:itemID="{315EC1D7-024B-475E-A43C-D93A18E5CE9F}">
-  <ds:schemaRefs>
-    <ds:schemaRef ds:uri="http://schemas.microsoft.com/office/2006/metadata/longProperties"/>
-  </ds:schemaRefs>
-</ds:datastoreItem>
-</file>
-
-<file path=customXml/itemProps2.xml><?xml version="1.0" encoding="utf-8"?>
-<ds:datastoreItem xmlns:ds="http://schemas.openxmlformats.org/officeDocument/2006/customXml" ds:itemID="{D8352720-506C-4677-BCAA-8FD22982F1E3}">
-  <ds:schemaRefs>
-    <ds:schemaRef ds:uri="http://schemas.openxmlformats.org/officeDocument/2006/bibliography"/>
-  </ds:schemaRefs>
-</ds:datastoreItem>
-</file>
-
-<file path=customXml/itemProps3.xml><?xml version="1.0" encoding="utf-8"?>
 <ds:datastoreItem xmlns:ds="http://schemas.openxmlformats.org/officeDocument/2006/customXml" ds:itemID="{61E671D5-3B22-4853-8B3F-16D75E645CCA}">
   <ds:schemaRefs>
     <ds:schemaRef ds:uri="http://schemas.microsoft.com/office/2006/metadata/contentType"/>
@@ -11638,19 +12044,35 @@
 </ds:datastoreItem>
 </file>
 
-<file path=customXml/itemProps4.xml><?xml version="1.0" encoding="utf-8"?>
-<ds:datastoreItem xmlns:ds="http://schemas.openxmlformats.org/officeDocument/2006/customXml" ds:itemID="{9387E694-CC87-46E0-A439-A9AA4611D6E9}">
+<file path=customXml/itemProps2.xml><?xml version="1.0" encoding="utf-8"?>
+<ds:datastoreItem xmlns:ds="http://schemas.openxmlformats.org/officeDocument/2006/customXml" ds:itemID="{D8352720-506C-4677-BCAA-8FD22982F1E3}">
   <ds:schemaRefs>
-    <ds:schemaRef ds:uri="http://schemas.microsoft.com/sharepoint/v3/contenttype/forms"/>
+    <ds:schemaRef ds:uri="http://schemas.openxmlformats.org/officeDocument/2006/bibliography"/>
   </ds:schemaRefs>
 </ds:datastoreItem>
 </file>
 
-<file path=customXml/itemProps5.xml><?xml version="1.0" encoding="utf-8"?>
+<file path=customXml/itemProps3.xml><?xml version="1.0" encoding="utf-8"?>
+<ds:datastoreItem xmlns:ds="http://schemas.openxmlformats.org/officeDocument/2006/customXml" ds:itemID="{315EC1D7-024B-475E-A43C-D93A18E5CE9F}">
+  <ds:schemaRefs>
+    <ds:schemaRef ds:uri="http://schemas.microsoft.com/office/2006/metadata/longProperties"/>
+  </ds:schemaRefs>
+</ds:datastoreItem>
+</file>
+
+<file path=customXml/itemProps4.xml><?xml version="1.0" encoding="utf-8"?>
 <ds:datastoreItem xmlns:ds="http://schemas.openxmlformats.org/officeDocument/2006/customXml" ds:itemID="{3CBAF101-B684-4F0D-A952-8E3DF9B67571}">
   <ds:schemaRefs>
     <ds:schemaRef ds:uri="http://schemas.microsoft.com/office/2006/metadata/properties"/>
     <ds:schemaRef ds:uri="http://schemas.microsoft.com/office/infopath/2007/PartnerControls"/>
   </ds:schemaRefs>
 </ds:datastoreItem>
+</file>
+
+<file path=customXml/itemProps5.xml><?xml version="1.0" encoding="utf-8"?>
+<ds:datastoreItem xmlns:ds="http://schemas.openxmlformats.org/officeDocument/2006/customXml" ds:itemID="{9387E694-CC87-46E0-A439-A9AA4611D6E9}">
+  <ds:schemaRefs>
+    <ds:schemaRef ds:uri="http://schemas.microsoft.com/sharepoint/v3/contenttype/forms"/>
+  </ds:schemaRefs>
+</ds:datastoreItem>
 </file>